--- a/브라질 변호사/8부/8부_8화_루아나의_정면_대결.docx
+++ b/브라질 변호사/8부/8부_8화_루아나의_정면_대결.docx
@@ -1215,7 +1215,7 @@
           <w:i w:val="0"/>
           <w:sz w:val="22"/>
         </w:rPr>
-        <w:t>Eu tava na galeria. Tinha vinte e quatro anos. Eu achei que nunca ia precisar lembrar.</w:t>
+        <w:t>Eu tava na galeria. Tinha vinte e oito anos. Eu achei que nunca ia precisar lembrar.</w:t>
       </w:r>
     </w:p>
     <w:p>
